--- a/doc/Valkey_Architecture.docx
+++ b/doc/Valkey_Architecture.docx
@@ -700,7 +700,7 @@
         </w:rPr>
         <w:t>Appendix B. Related Files</w:t>
         <w:tab/>
-        <w:t>15</w:t>
+        <w:t>16</w:t>
       </w:r>
     </w:p>
     <w:p>
@@ -3530,7 +3530,7 @@
               <w:rPr>
                 <w:sz w:val="19"/>
               </w:rPr>
-              <w:t>Update recent_files and open_dir.</w:t>
+              <w:t>Update recent_files and open_dir (the data folder) or storage_dir (the user's own mlw-storage).</w:t>
             </w:r>
           </w:p>
         </w:tc>
@@ -6830,6 +6830,60 @@
                 <w:rFonts w:ascii="Courier New" w:hAnsi="Courier New"/>
                 <w:sz w:val="18"/>
               </w:rPr>
+              <w:t>storage_dir</w:t>
+            </w:r>
+          </w:p>
+        </w:tc>
+        <w:tc>
+          <w:tcPr>
+            <w:tcW w:type="dxa" w:w="4176"/>
+          </w:tcPr>
+          <w:p>
+            <w:pPr>
+              <w:spacing w:after="40"/>
+            </w:pPr>
+            <w:r>
+              <w:rPr>
+                <w:sz w:val="19"/>
+              </w:rPr>
+              <w:t>none (the top of the user's storage)</w:t>
+            </w:r>
+          </w:p>
+        </w:tc>
+        <w:tc>
+          <w:tcPr>
+            <w:tcW w:type="dxa" w:w="2736"/>
+          </w:tcPr>
+          <w:p>
+            <w:pPr>
+              <w:spacing w:after="40"/>
+            </w:pPr>
+            <w:r>
+              <w:rPr>
+                <w:sz w:val="19"/>
+              </w:rPr>
+              <w:t>File &gt; Open, Save As (mlw-storage)</w:t>
+            </w:r>
+          </w:p>
+        </w:tc>
+      </w:tr>
+      <w:tr>
+        <w:trPr>
+          <w:cantSplit/>
+        </w:trPr>
+        <w:tc>
+          <w:tcPr>
+            <w:tcW w:type="dxa" w:w="2448"/>
+          </w:tcPr>
+          <w:p>
+            <w:pPr>
+              <w:spacing w:after="40"/>
+            </w:pPr>
+            <w:r>
+              <w:rPr>
+                <w:rFonts w:ascii="Courier New" w:hAnsi="Courier New"/>
+                <w:sz w:val="18"/>
+              </w:rPr>
               <w:t>last_document</w:t>
             </w:r>
           </w:p>
@@ -6872,6 +6926,14 @@
       <w:pPr>
         <w:spacing w:after="80"/>
       </w:pPr>
+    </w:p>
+    <w:p>
+      <w:r>
+        <w:rPr>
+          <w:i w:val="0"/>
+        </w:rPr>
+        <w:t>A document opened from the user's own file storage (mlw-storage) is recorded in recent_files, last_document and the drafts hash as storage:/folder/file.xml, in the same way as a local path. The user's Keycloak tokens, which the app needs to reach that storage, are never written to Valkey: they are held in the app's memory only. Which folder of the storage is the user's is kept by the storage gateway, not here; storage_dir is only the folder the dialogs start in.</w:t>
+      </w:r>
     </w:p>
     <w:p>
       <w:pPr>

--- a/doc/Valkey_Architecture.docx
+++ b/doc/Valkey_Architecture.docx
@@ -6884,6 +6884,60 @@
                 <w:rFonts w:ascii="Courier New" w:hAnsi="Courier New"/>
                 <w:sz w:val="18"/>
               </w:rPr>
+              <w:t>storage_drive</w:t>
+            </w:r>
+          </w:p>
+        </w:tc>
+        <w:tc>
+          <w:tcPr>
+            <w:tcW w:type="dxa" w:w="4176"/>
+          </w:tcPr>
+          <w:p>
+            <w:pPr>
+              <w:spacing w:after="40"/>
+            </w:pPr>
+            <w:r>
+              <w:rPr>
+                <w:sz w:val="19"/>
+              </w:rPr>
+              <w:t>none (the whole storage)</w:t>
+            </w:r>
+          </w:p>
+        </w:tc>
+        <w:tc>
+          <w:tcPr>
+            <w:tcW w:type="dxa" w:w="2736"/>
+          </w:tcPr>
+          <w:p>
+            <w:pPr>
+              <w:spacing w:after="40"/>
+            </w:pPr>
+            <w:r>
+              <w:rPr>
+                <w:sz w:val="19"/>
+              </w:rPr>
+              <w:t>File &gt; Storage Location (a removable drive: its /drives/NAME path)</w:t>
+            </w:r>
+          </w:p>
+        </w:tc>
+      </w:tr>
+      <w:tr>
+        <w:trPr>
+          <w:cantSplit/>
+        </w:trPr>
+        <w:tc>
+          <w:tcPr>
+            <w:tcW w:type="dxa" w:w="2448"/>
+          </w:tcPr>
+          <w:p>
+            <w:pPr>
+              <w:spacing w:after="40"/>
+            </w:pPr>
+            <w:r>
+              <w:rPr>
+                <w:rFonts w:ascii="Courier New" w:hAnsi="Courier New"/>
+                <w:sz w:val="18"/>
+              </w:rPr>
               <w:t>last_document</w:t>
             </w:r>
           </w:p>
